--- a/example_articles/countries/Peru/2.countries_Peru_New_York_Times.docx
+++ b/example_articles/countries/Peru/2.countries_Peru_New_York_Times.docx
@@ -27,17 +27,17 @@
     </w:p>
     <w:p>
       <w:r>
-        <w:t>Source File: NYT/33.DOCX</w:t>
+        <w:t>Source file: NYT/33.DOCX</w:t>
       </w:r>
     </w:p>
     <w:p>
       <w:r>
-        <w:t>Raw locations result: ['Peru']</w:t>
+        <w:t>Raw locations result, 'locations': ['Peru']</w:t>
       </w:r>
     </w:p>
     <w:p>
       <w:r>
-        <w:t>countries_stand_flat (Standardized): Peru</w:t>
+        <w:t>Standardized locations result, 'countries_stand_flat': Peru</w:t>
       </w:r>
     </w:p>
     <w:p>

--- a/example_articles/countries/Peru/2.countries_Peru_New_York_Times.docx
+++ b/example_articles/countries/Peru/2.countries_Peru_New_York_Times.docx
@@ -7,7 +7,7 @@
         <w:pStyle w:val="Heading1"/>
       </w:pPr>
       <w:r>
-        <w:t>A Bowling Film Shatters Illusions</w:t>
+        <w:t>House Hunting in Peru: A Modern Mountain Perch Above Lima; International real estate</w:t>
       </w:r>
     </w:p>
     <w:p>
@@ -17,17 +17,17 @@
     </w:p>
     <w:p>
       <w:r>
-        <w:t>Date: 1993-03-07</w:t>
+        <w:t>Date: 2022-04-20</w:t>
       </w:r>
     </w:p>
     <w:p>
       <w:r>
-        <w:t>Section: Section 13LI;; Section 13LI; Page 10; Column 4; Long Island Weekly Desk; Column 4;</w:t>
+        <w:t>Section: REALESTATE</w:t>
       </w:r>
     </w:p>
     <w:p>
       <w:r>
-        <w:t>Source file: NYT/33.DOCX</w:t>
+        <w:t>Source file: NYT/9.DOCX</w:t>
       </w:r>
     </w:p>
     <w:p>
@@ -49,81 +49,99 @@
     </w:p>
     <w:p>
       <w:r>
-        <w:t>"WHEN you hear thunder, God is bowling," is how a new seriocomic thriller, "Spare Me," by Matthew Harrison, begins.</w:t>
+        <w:t>Political upheaval has stunted the high-end market in Peru's capital, but domestic buyers are keeping demand high at the middle and lower end of the market.</w:t>
         <w:br/>
-        <w:t>The audience is confronted by a dark and twisted story, and initially wonders whether to laugh or cry.</w:t>
+        <w:t>An Airy Seven-Bedroom Villa in Lima, Peru</w:t>
         <w:br/>
-        <w:t>Mr. Harrison, 33, who once lived in Bay Shore and now lives in New York City, practices what Preston Sturges once recommended, "Make it strange."</w:t>
+        <w:t>$2 MILLION (7.4 MILLION PERUVIAN NUEVO SOL)</w:t>
         <w:br/>
-        <w:t>"Spare Me," Mr. Harrison's first full-length feature, is a faintly tongue-in-cheek played-straight sendup of a post-World War II film noir, the style and attitude characterized by a dark melodrama of crime, corruption and disordered psyches.</w:t>
+        <w:t>A stone mountain rises behind this geometric 12,055-square-foot house in La Planicie, an affluent neighborhood in the eastern La Molina district of Lima, Peru. Designed by Peruvian firm Domenack Arquitectos and built in 2014, the seven-bedroom, eight-bath house incorporates natural elements like an indoor waterfall and volcanic stone around the pool deck.</w:t>
         <w:br/>
-        <w:t xml:space="preserve"> </w:t>
+        <w:t>"All of La Molina is surrounded by large rock formations, and this house has its own mountain," said Fernando Bertetti of Peru Sotheby's International Realty, the listing broker. "But the home itself is modern and elegant, and the architects who designed it are very well-known."</w:t>
         <w:br/>
-        <w:t>Drawing on Film History</w:t>
+        <w:t>A 50-foot stone walkway leads from a gated street entrance to wooden front doors, which contrast with the concrete facade. The doors open to a foyer with black granite-slab floors. A square archway separates the foyer from a great room with 19.5-foot cathedral ceilings and cojoba wood floors. Full-length windows offer views of the backyard pool and hilly terrain beyond.</w:t>
         <w:br/>
-        <w:t xml:space="preserve"> Christopher Cooke, director of the Suffolk Film Bureau in Hauppauge and co-producer of "Spare Me,' said a return to film noir, along with other genres, may be just another way for independent film makers to draw on history in an effort to return to basics.  Another way, Mr. Cooke said, is forming film cooperatives to "network" and cut production costs.</w:t>
+        <w:t>The kitchen, with glossy white cabinets and gray quartzite countertops offsetting a wooden breakfast bar, is concealed by a wall that houses a wide ethanol fireplace. The home's main level also includes a small office, a bar and a two-bedroom guest suite.</w:t>
         <w:br/>
-        <w:t>In 1985, Mr. Harrison founded Film Crash in Manhattan, an informal collective that Christopher Grimm once of Ocean Bay Park and co-writer of "Spare Me," has described as "like gangs of director-driven film makers who help each other out instead of fighting."</w:t>
+        <w:t>On the second floor are five en suite bedrooms including the primary suite, which has a terrace. Two more bedrooms share a bathroom.</w:t>
         <w:br/>
-        <w:t>Film Crash has developed into a philosophy and model for other groups of independents in Suffolk.</w:t>
+        <w:t>An indoor/outdoor waterfall flows from the home's main level to the basement, which has a screening room, guest bathroom and kitchenette. The waterfall begins at the edge of the concrete pool deck, which is inlaid with Peruvian volcanic stone. A snaking steel sculpture forms a canopy over the rear terrace, and the 60-foot pool is surrounded by landscaping. "Lima is a desert, so anything planted is done by a gardener," Mr. Bertetti said.</w:t>
         <w:br/>
-        <w:t>Especially among young film makers, low-budget movies created out of pooled resources are like returning from designer to work clothes, Mr. Harrison said. "Spare Me," filmed in 18 days on a $38,000 budget, substituted ingenuity for capital, with Robert Moses State Park and a bowling alley in Mineola helping to maintain the small budget.</w:t>
+        <w:t>In the mountain behind the house, the owner carved niches called andenes, versions of farming "terraces" used by Inca people in pre-Colombian times. "Each of those little cutouts has a garden or a staircase," Mr. Bertetti said.</w:t>
         <w:br/>
-        <w:t xml:space="preserve"> </w:t>
+        <w:t>Lima, Peru's capital and largest city, is home to nearly 9.8 million residents in 43 urban districts covering about 1,000 square miles. Quiet and leafy, La Molina is favored by "wealthy families, expats and embassy workers," Mr. Bertetti said. "There are only houses here, no tall buildings." Private schools including the exclusive Colegio Franklin Delano Roosevelt/The American School of Lima are a draw, as is the upscale Country Club La Planicie, a half-mile west of the house. San Isidro, Lima's central business district, is about 10 miles west, as is Jorge Chavez International Airport and Peru's Pacific coastline.</w:t>
         <w:br/>
-        <w:t>A 'Social Experience'</w:t>
+        <w:t>Market Overview</w:t>
         <w:br/>
-        <w:t xml:space="preserve"> "Spare Me" was screened at the Hirshhorn Museum in Washington last month, and it has been accepted for the Sao Paulo International Film Festival in Brazil. On Thursday the film makes its Long Island debut at 8 P.M. at the New York Institute of Technology in Central Islip.</w:t>
+        <w:t>Many wealthy Peruvians have been nervous since last year's election of Marxist-Leninist president Pedro Castillo, who in February swore in his third cabinet in six months. As a result, Lima's luxury market has "frozen," said Ivan Zalaquett, a partner at Keller Williams Peru in Lima. "Clients with money think it's too risky to invest here, and they're looking in places like Miami."</w:t>
         <w:br/>
-        <w:t>"In 'Spare Me' bowling becomes the 'Paradise Lost' of the American optimism and vitality of the 50's and 60's," Mr. Grimm said. "The postcynical 90's is a time for returning to working-class values and traditions like bowling. The low-tech, yet highly social experience of rolling a big black ball down a perfectly polished lane at 10 symmetrical white pins might just symbolize the new world order."</w:t>
+        <w:t xml:space="preserve">Prices at the high end have declined about 20 percent since last year, said Nella Pinto, the head of Peru Sotheby's International Realty in Lima. </w:t>
         <w:br/>
-        <w:t>Mr. Grimm, who attended the State University at Purchase and Brown University, said he learned film making the blue-collar way -- by doing.</w:t>
+        <w:t>"Unlike other countries, it's been a buyer's market," she said. But Peru's economy, driven by mining and commodities, "has remained strong, and people are realizing Peru isn't changing. Prices will only go up."</w:t>
         <w:br/>
-        <w:t>"This gives our films a different feel than those coming out of the film schools," he said. "The advantage is a fresh foundation and approach."</w:t>
+        <w:t>According to Ms. Pinto, prices in central Lima's upscale neighborhoods, including San Isidro and Miraflores, range from $3,000 to $6,000 a square meter. In La Molina, where this home is located, prices average $1,500 a square meter.</w:t>
         <w:br/>
-        <w:t>Mr. Harrison said "Spare Me" had been modeled after "Repo Man," a nightmarish black fantasy made in 1984 by Alex Cox. Highly stylized in writing, acting and technique, the images and symbolism are purposely abstract and intense, with rapid cuts.</w:t>
+        <w:t>Because of inflated property prices abroad, the exodus of wealth is starting to boomerang, said Juan Carlos Tassara, CEO of property developers Edifica and president of the Asociacion de Empresas Inmobiliarias del Peru (AESI), a real estate industry group. "Peruvians who left are realizing you can't really get a good return on your investment in the U.S.," he said.</w:t>
         <w:br/>
-        <w:t>In "Spare Me," a "down and dirty" film dealing with fractured relationships, a "bad boy of bowling" starts a crusade to find his lost father while falling in love with a pyromaniac waitress and cyclist whose brother has escaped from a mental institution.</w:t>
+        <w:t>The pandemic has also shifted Lima's market dynamic. "There has been an increase in demand for properties outside the city" in surrounding districts and coastal communities, said Alen Becerra, founder and owner of Becerra Group/Leading Real Estate Companies of the World, in Lima.</w:t>
         <w:br/>
-        <w:t xml:space="preserve"> </w:t>
+        <w:t>But those transplants have not completely abandoned the city center, said Mr. Zalaquett of Keller Williams: "Whoever can buy a second home here doesn't need to sell their primary residence."</w:t>
         <w:br/>
-        <w:t>The Sport's Toughest Shot</w:t>
+        <w:t>There is no central database for property transactions in Peru. Mr. Becerra estimated average prices in the city's Lima Top sector, which includes La Molina, Miraflores, San Isidro, San Borja, Surco and Barranco, at about $2,288 a square meter ($215 a square foot). In the less affluent neighborhoods of the Modern Lima sector, including Jesús María, San Miguel, Lince, Magdalena del Mar, Pueblo Libre and Surquillo, where demand is higher, prices average $1,871 a square meter ($175 a square foot), he said. In new developments across the city, prices rose 7 percent year over year, a reflection of perennial demand for housing, Mr. Becerra said.</w:t>
         <w:br/>
-        <w:t xml:space="preserve"> Bowling metaphors like the "mixer ball" and the "7-10 split," the hardest shot in the game, are common in the film. "The protagonist is faced with one of those impossible 7-10 splits of life," Mr. Harrison said. "Bowling is like faith. Now and then it ends up in the gutter."</w:t>
+        <w:t>Demand remains strong at the middle and lower end of the market, said Jose Luis Alzamora, CEO of TALE Inmobiliaria, a Lima property developer. "The main offices of everything are in Lima," he said. "That's always put pressure on people who want to live here. That's why we sell to working-class buyers, who need to buy somewhere to live, rather than the A market, who are now diversifying and largely stopping their investment in Peru."</w:t>
         <w:br/>
-        <w:t>"Spare Me" is based on an incident in a bowling alley where Mr. Harrison learned about the intensity and passion of the sport. "It may be a product of where I am economically, and also where our society is at," he said. "But I think we are partly in a revisionist period returning to working-class values."</w:t>
+        <w:t>Mr. Zalaquett of Keller Williams said the "sweet spot" for Lima apartments outside the wealthiest neighborhoods ranges from $80,000 to $150,000.</w:t>
         <w:br/>
-        <w:t>According to Mr. Harrison, the bowling industry provides a built-in audience. The American Bowling Congress said 82 million people bowled in 1991l. On Long Island, the A.B.C. lists 58 bowling centers and more than 55,000 registered league bowlers. The organization says the Island has 27,000 female bowlers and 28,000 male participants. Although the target audience for "Spare Me" is college students, Mr. Harrison hinted at a potential mass appeal similar to that of the "Rocky Horror Picture Show."</w:t>
+        <w:t>A report from AESI, the real estate association, estimated that average prices across metropolitan Lima rose 14.7 percent from February 2021 to February 2022. According to data from the Central Reserve Bank of Peru shared by Mr. Becerra, prices per square meter are expected to increase 6 percent by the end of 2022. But Mr. Tassara, the developer, attributed rising prices to higher construction costs, "not because the market's incredible."</w:t>
         <w:br/>
-        <w:t>Mr. Harrison and Mr. Grimm, friends since childhood, have tried to demystify movies as a costly and imposing process.</w:t>
+        <w:t>Who Buys in Lima</w:t>
         <w:br/>
-        <w:t>"We're filling a gap for struggling independent film makers left by museums, festivals and repertories," Mr. Harrison said. "The main focus of Film Crash has been creating our own audience. We started organizing screenings with a party angle to show our own Super-8 shorts on a regular basis and encouraged audience feedback."</w:t>
+        <w:t>Middle-income Peruvians power Lima's property market, Mr. Alzamora said. "People continue to get mortgages to buy their first home, or to move somewhere better than where they are," he said. "Politics may worry them a bit, but they have more confidence than wealthy buyers." The biggest challenge, he said, is finding buildable land to address a perennial housing shortage.</w:t>
         <w:br/>
-        <w:t>What began as a celebration of their films on the Lower East Side, at sites like Public School 122 and projections on a brick wall for an audience seated in a restaurant, has progressed to screenings at the Angelika Film Center at 18 West Houston Street, as well as in Los Angeles.</w:t>
+        <w:t>Most foreign buyers are retirees from North America, Spain and Britain, Mr. Becerra said. They look to coastal communities outside central Lima, drawn by relatively low prices and an enviable climate. Expatriate Peruvians are a "significant" part of the high-end market, he said.</w:t>
         <w:br/>
-        <w:t>"At first to attract people, we encouraged anything with sprocket holes," Mr. Harrison said. "But now we've had to turn people away. Our criteria is limited to film makers beginning to find their own voice. We're not interested in looking slick or showing resume films. We can show our films and then get on to making the next one."</w:t>
+        <w:t>Foreigners who move to Lima for corporate postings usually rent rather than buy, Mr. Zalaquett said. "I haven't had any foreign buyers. And Peruvians who moved abroad are only looking to sell the homes they kept here," he said.</w:t>
         <w:br/>
-        <w:t>For Mr. Harrison, that includes more than 50 shorts, including an underground hit in 1989, "Bonehead."</w:t>
+        <w:t>Buying Basics</w:t>
         <w:br/>
-        <w:t>Mr. Harrison was born in Manhattan, the son of a graphic designer. At 9, he made a two-minute black-and-white movie about a corrupt detective that was filmed at 14th Street and Ninth Avenue. Summers on Fire Island brought together Mr. Harrison as director, Mr. Grimm as screenwriter and Danny Brenner as composer in the ultraviolent "Kiddie Massacre."</w:t>
+        <w:t>There are few restrictions on foreign buyers in Peru. "Non-Peruvians can't own land within about 30 miles of our borders, but there are no cities there anyway," said Jorge Picon, co-founder of Picon Asociados, a legal and tax consulting firm in Lima. The buying process is the same for foreigners and Peruvians, he said, though money-laundering laws have tightened, so "money has to come from a country that's not considered a tax haven by Peruvian law, like Panama. That could become a problem."</w:t>
         <w:br/>
-        <w:t>"We used to show our films at the firehouse in Ocean Bay Park," said Mr. Harrison, a graduate of the Cooper Union School of Art. For more than 20 years he has continued to make films with his friends, who, with members of his family, helped finance "Spare Me."</w:t>
+        <w:t>Foreigners must open an account at a Peruvian bank to execute a property transaction, "but anyone can do that in five minutes here," Mr. Picon said. Foreigners can obtain mortgages through Peruvian banks, though many choose to pay cash, he said.</w:t>
         <w:br/>
-        <w:t xml:space="preserve"> </w:t>
+        <w:t>Notaries oversee property transactions in Peru. "They control the process, from basic due diligence on the property to creating the deed to paying taxes due upon completion of the transaction," Mr. Picon said.</w:t>
         <w:br/>
-        <w:t>Lured by 'Splatter' Films</w:t>
+        <w:t>Many property transactions take place in U.S. dollars, Mr. Picon said.</w:t>
         <w:br/>
-        <w:t xml:space="preserve"> While growing up, Mr. Harrison was attracted to genre movies, especially the violent and slow-motion "splatter" films directed by Sam Peckinpah like "Straw Dogs." Most of those films were "revisionist westerns," Mr. Harrison said, in that they no longer had the classic western heroes who wore black or white hats but, instead, led the way for the antihero movement of the 70's.</w:t>
+        <w:t>Websites</w:t>
         <w:br/>
-        <w:t>Mr. Harrison agrees with Alfred Hitchcock, who said, "Films should be stronger than reason." His own philosophy for making movies follows Francis Ford Coppola, who said, "Just start marching down the avenue with a flag, and pretty soon you'll have a whole parade behind you."</w:t>
+        <w:t>Peru Tourism: peru.travel</w:t>
         <w:br/>
+        <w:t>Peru government: gob.pe</w:t>
         <w:br/>
-        <w:t>Graphic</w:t>
+        <w:t>La Molina government: munimolina.gob.pe</w:t>
         <w:br/>
+        <w:t>Languages and Currency</w:t>
         <w:br/>
-        <w:t xml:space="preserve"> </w:t>
+        <w:t>Spanish; nuevo sol (1 nuevo sol = $0.27)</w:t>
         <w:br/>
-        <w:t>Photo: Matthew Harrison preparing camera shot for his first full-length feature, "Spare Me," a seriocomic thriller. (Andreas Rentsch)</w:t>
+        <w:t>Taxes and Fees</w:t>
+        <w:br/>
+        <w:t>Foreign buyers and Peruvian citizens pay the same taxes on home purchases, said Oscar Picon, co-founder of Picon Asociados and Jorge Picon's brother. "A 3 percent tax on the value of the property is the only tax anyone pays upon purchase," he said, noting that an 18 percent value-added tax applies only to new construction purchased from the developer. Independent professionals like lawyers and accountants do not charge a value-added tax on their services, but legal or accounting firms must apply the VAT.</w:t>
+        <w:br/>
+        <w:t>Until 2016, foreign property sellers in Peru had to pay a flat 30 percent tax on capital gains. To encourage foreign investment, the government reduced the tax rate for individual non-Peruvians to 5 percent on capital gains. Foreign corporations must still pay the 30 percent tax.</w:t>
+        <w:br/>
+        <w:t>Notary fees are set by the government at approximately 1.5 percent of the property value. Real estate commissions in Peru average 3 to 5 percent, Ms. Pinto said.</w:t>
+        <w:br/>
+        <w:t>Annual property taxes on this home total about $3,000, Mr. Bertetti said.</w:t>
+        <w:br/>
+        <w:t>Contact</w:t>
+        <w:br/>
+        <w:t>Fernando Bertetti, Peru Sotheby's International Realty, 011-511-417-2400, perusir.com</w:t>
+        <w:br/>
+        <w:t>For weekly email updates on residential real estate news, sign up here. Follow us on Twitter: @nytrealestate.</w:t>
+        <w:br/>
+        <w:t>PHOTOS: Clockwise from above: the 12,055-square-foot house has seven bedrooms and eight bathrooms; ceilings in the great room are nearly 20 feet high; and a steel sculpture and wooden roof form a canopy over the home's back deck. (PHOTOGRAPHS VIA PERÚ SOTHEBY'S INTERNATIONAL REALTY)</w:t>
       </w:r>
     </w:p>
     <w:sectPr>
